--- a/CÔNG TY TNHH THƯƠNG MẠI DỊCH VỤ KỸ THUẬT ĐIỆN PHÚ SƠN/PhuSon_CapNhatNganhNghe/PhuSon_NGHỊ QUYẾT HĐTV.docx
+++ b/CÔNG TY TNHH THƯƠNG MẠI DỊCH VỤ KỸ THUẬT ĐIỆN PHÚ SƠN/PhuSon_CapNhatNganhNghe/PhuSon_NGHỊ QUYẾT HĐTV.docx
@@ -873,570 +873,8 @@
           <w:szCs w:val="28"/>
         </w:rPr>
       </w:pPr>
-      <w:r>
-        <w:rPr>
-          <w:rFonts w:ascii="Times New Roman" w:hAnsi="Times New Roman"/>
-          <w:b/>
-          <w:sz w:val="28"/>
-          <w:szCs w:val="28"/>
-        </w:rPr>
-        <w:t>Bổ sung ngành nghề:</w:t>
-      </w:r>
-    </w:p>
-    <w:tbl>
-      <w:tblPr>
-        <w:tblW w:w="9214" w:type="dxa"/>
-        <w:tblInd w:w="108" w:type="dxa"/>
-        <w:tblBorders>
-          <w:top w:val="single" w:sz="4" w:space="0" w:color="000000"/>
-          <w:left w:val="single" w:sz="4" w:space="0" w:color="000000"/>
-          <w:bottom w:val="single" w:sz="4" w:space="0" w:color="000000"/>
-          <w:right w:val="single" w:sz="4" w:space="0" w:color="000000"/>
-          <w:insideH w:val="single" w:sz="4" w:space="0" w:color="000000"/>
-          <w:insideV w:val="single" w:sz="4" w:space="0" w:color="000000"/>
-        </w:tblBorders>
-        <w:tblLook w:val="04A0" w:firstRow="1" w:lastRow="0" w:firstColumn="1" w:lastColumn="0" w:noHBand="0" w:noVBand="1"/>
-      </w:tblPr>
-      <w:tblGrid>
-        <w:gridCol w:w="807"/>
-        <w:gridCol w:w="4208"/>
-        <w:gridCol w:w="901"/>
-        <w:gridCol w:w="3298"/>
-      </w:tblGrid>
-      <w:tr>
-        <w:tc>
-          <w:tcPr>
-            <w:tcW w:w="807" w:type="dxa"/>
-          </w:tcPr>
-          <w:p>
-            <w:pPr>
-              <w:spacing w:before="120" w:after="0" w:line="340" w:lineRule="exact"/>
-              <w:ind w:left="0" w:right="0"/>
-              <w:jc w:val="center"/>
-              <w:rPr>
-                <w:rFonts w:ascii="Times New Roman" w:hAnsi="Times New Roman" w:cs="Times New Roman"/>
-                <w:sz w:val="24"/>
-                <w:szCs w:val="24"/>
-              </w:rPr>
-            </w:pPr>
-            <w:r>
-              <w:rPr>
-                <w:rFonts w:ascii="Times New Roman" w:hAnsi="Times New Roman" w:cs="Times New Roman"/>
-                <w:sz w:val="24"/>
-                <w:szCs w:val="24"/>
-              </w:rPr>
-              <w:t>STT</w:t>
-            </w:r>
-          </w:p>
-        </w:tc>
-        <w:tc>
-          <w:tcPr>
-            <w:tcW w:w="4208" w:type="dxa"/>
-          </w:tcPr>
-          <w:p>
-            <w:pPr>
-              <w:spacing w:before="120" w:after="0" w:line="340" w:lineRule="exact"/>
-              <w:ind w:left="0" w:right="0"/>
-              <w:jc w:val="center"/>
-              <w:rPr>
-                <w:rFonts w:ascii="Times New Roman" w:hAnsi="Times New Roman" w:cs="Times New Roman"/>
-                <w:sz w:val="24"/>
-                <w:szCs w:val="24"/>
-              </w:rPr>
-            </w:pPr>
-            <w:r>
-              <w:rPr>
-                <w:rFonts w:ascii="Times New Roman" w:hAnsi="Times New Roman" w:cs="Times New Roman"/>
-                <w:sz w:val="24"/>
-                <w:szCs w:val="24"/>
-              </w:rPr>
-              <w:t xml:space="preserve">Tên ngành, nghề kinh doanh </w:t>
-            </w:r>
-          </w:p>
-          <w:p>
-            <w:pPr>
-              <w:spacing w:after="0" w:line="340" w:lineRule="exact"/>
-              <w:ind w:left="0" w:right="0"/>
-              <w:jc w:val="center"/>
-              <w:rPr>
-                <w:rFonts w:ascii="Times New Roman" w:hAnsi="Times New Roman" w:cs="Times New Roman"/>
-                <w:sz w:val="24"/>
-                <w:szCs w:val="24"/>
-              </w:rPr>
-            </w:pPr>
-            <w:r>
-              <w:rPr>
-                <w:rFonts w:ascii="Times New Roman" w:hAnsi="Times New Roman" w:cs="Times New Roman"/>
-                <w:sz w:val="24"/>
-                <w:szCs w:val="24"/>
-              </w:rPr>
-              <w:t>được bổ sung</w:t>
-            </w:r>
-          </w:p>
-        </w:tc>
-        <w:tc>
-          <w:tcPr>
-            <w:tcW w:w="901" w:type="dxa"/>
-          </w:tcPr>
-          <w:p>
-            <w:pPr>
-              <w:spacing w:before="120" w:after="0" w:line="340" w:lineRule="exact"/>
-              <w:ind w:left="0" w:right="0"/>
-              <w:jc w:val="center"/>
-              <w:rPr>
-                <w:rFonts w:ascii="Times New Roman" w:hAnsi="Times New Roman" w:cs="Times New Roman"/>
-                <w:sz w:val="24"/>
-                <w:szCs w:val="24"/>
-              </w:rPr>
-            </w:pPr>
-            <w:r>
-              <w:rPr>
-                <w:rFonts w:ascii="Times New Roman" w:hAnsi="Times New Roman" w:cs="Times New Roman"/>
-                <w:sz w:val="24"/>
-                <w:szCs w:val="24"/>
-              </w:rPr>
-              <w:t>Mã ngành</w:t>
-            </w:r>
-          </w:p>
-        </w:tc>
-        <w:tc>
-          <w:tcPr>
-            <w:tcW w:w="3298" w:type="dxa"/>
-          </w:tcPr>
-          <w:p>
-            <w:pPr>
-              <w:spacing w:before="120" w:after="0" w:line="340" w:lineRule="exact"/>
-              <w:ind w:left="0" w:right="0"/>
-              <w:jc w:val="center"/>
-              <w:rPr>
-                <w:rFonts w:ascii="Times New Roman" w:hAnsi="Times New Roman" w:cs="Times New Roman"/>
-                <w:sz w:val="24"/>
-                <w:szCs w:val="24"/>
-              </w:rPr>
-            </w:pPr>
-            <w:r>
-              <w:rPr>
-                <w:rFonts w:ascii="Times New Roman" w:eastAsia="Times New Roman" w:hAnsi="Times New Roman" w:cs="Times New Roman"/>
-                <w:sz w:val="24"/>
-                <w:szCs w:val="24"/>
-                <w:lang w:eastAsia="zh-CN"/>
-              </w:rPr>
-              <w:t>Ngành, nghề kinh doanh chính (</w:t>
-            </w:r>
-            <w:r>
-              <w:rPr>
-                <w:rFonts w:ascii="Times New Roman" w:eastAsia="Times New Roman" w:hAnsi="Times New Roman" w:cs="Times New Roman"/>
-                <w:i/>
-                <w:sz w:val="24"/>
-                <w:szCs w:val="24"/>
-                <w:lang w:eastAsia="zh-CN"/>
-              </w:rPr>
-              <w:t>Trường hợp ngành, nghề kinh doanh được bổ sung là ngành, nghề kinh doanh chính thì</w:t>
-            </w:r>
-            <w:r>
-              <w:rPr>
-                <w:rFonts w:ascii="Times New Roman" w:eastAsia="Times New Roman" w:hAnsi="Times New Roman" w:cs="Times New Roman"/>
-                <w:sz w:val="24"/>
-                <w:szCs w:val="24"/>
-                <w:lang w:eastAsia="zh-CN"/>
-              </w:rPr>
-              <w:t xml:space="preserve"> </w:t>
-            </w:r>
-            <w:r>
-              <w:rPr>
-                <w:rFonts w:ascii="Times New Roman" w:eastAsia="Times New Roman" w:hAnsi="Times New Roman" w:cs="Times New Roman"/>
-                <w:i/>
-                <w:sz w:val="24"/>
-                <w:szCs w:val="24"/>
-                <w:lang w:eastAsia="zh-CN"/>
-              </w:rPr>
-              <w:t>đánh dấu X để chọn một trong các ngành, nghề đã kê khai</w:t>
-            </w:r>
-            <w:r>
-              <w:rPr>
-                <w:rFonts w:ascii="Times New Roman" w:eastAsia="Times New Roman" w:hAnsi="Times New Roman" w:cs="Times New Roman"/>
-                <w:sz w:val="24"/>
-                <w:szCs w:val="24"/>
-                <w:lang w:eastAsia="zh-CN"/>
-              </w:rPr>
-              <w:t>)</w:t>
-            </w:r>
-          </w:p>
-        </w:tc>
-      </w:tr>
-      <w:tr>
-        <w:tc>
-          <w:tcPr>
-            <w:tcW w:w="807" w:type="dxa"/>
-          </w:tcPr>
-          <w:p>
-            <w:pPr>
-              <w:spacing w:before="120" w:after="0" w:line="340" w:lineRule="exact"/>
-              <w:ind w:left="0" w:right="0"/>
-              <w:jc w:val="both"/>
-              <w:rPr>
-                <w:rFonts w:ascii="Times New Roman" w:hAnsi="Times New Roman" w:cs="Times New Roman"/>
-                <w:sz w:val="24"/>
-                <w:szCs w:val="24"/>
-              </w:rPr>
-            </w:pPr>
-            <w:r>
-              <w:rPr>
-                <w:rFonts w:ascii="Times New Roman" w:hAnsi="Times New Roman" w:cs="Times New Roman"/>
-                <w:sz w:val="24"/>
-                <w:szCs w:val="24"/>
-              </w:rPr>
-              <w:t>1</w:t>
-            </w:r>
-          </w:p>
-        </w:tc>
-        <w:tc>
-          <w:tcPr>
-            <w:tcW w:w="4208" w:type="dxa"/>
-          </w:tcPr>
-          <w:p>
-            <w:pPr>
-              <w:spacing w:before="120" w:after="0" w:line="340" w:lineRule="exact"/>
-              <w:ind w:left="0" w:right="0"/>
-              <w:rPr>
-                <w:rFonts w:ascii="Times New Roman" w:hAnsi="Times New Roman" w:cs="Times New Roman"/>
-                <w:sz w:val="24"/>
-                <w:szCs w:val="24"/>
-              </w:rPr>
-            </w:pPr>
-            <w:r>
-              <w:rPr>
-                <w:rFonts w:ascii="Times New Roman" w:hAnsi="Times New Roman" w:cs="Times New Roman"/>
-                <w:sz w:val="24"/>
-                <w:szCs w:val="24"/>
-              </w:rPr>
-              <w:t>Hoạt động kiến trúc và tư vấn kỹ thuật có liên quan</w:t>
-            </w:r>
-          </w:p>
-          <w:p>
-            <w:pPr>
-              <w:spacing w:before="120" w:after="0" w:line="340" w:lineRule="exact"/>
-              <w:ind w:left="0" w:right="0"/>
-              <w:rPr>
-                <w:rFonts w:ascii="Times New Roman" w:hAnsi="Times New Roman" w:cs="Times New Roman"/>
-                <w:sz w:val="24"/>
-                <w:szCs w:val="24"/>
-              </w:rPr>
-            </w:pPr>
-            <w:r>
-              <w:rPr>
-                <w:rFonts w:ascii="Times New Roman" w:hAnsi="Times New Roman" w:cs="Times New Roman"/>
-                <w:sz w:val="24"/>
-                <w:szCs w:val="24"/>
-              </w:rPr>
-              <w:t>Chi tiết: Tư vấn thiết kế, tư vấn giám sát về phòng cháy và chữa cháy</w:t>
-            </w:r>
-          </w:p>
-        </w:tc>
-        <w:tc>
-          <w:tcPr>
-            <w:tcW w:w="901" w:type="dxa"/>
-          </w:tcPr>
-          <w:p>
-            <w:pPr>
-              <w:spacing w:before="120" w:after="0" w:line="340" w:lineRule="exact"/>
-              <w:ind w:left="0" w:right="0"/>
-              <w:jc w:val="both"/>
-              <w:rPr>
-                <w:rFonts w:ascii="Times New Roman" w:hAnsi="Times New Roman" w:cs="Times New Roman"/>
-                <w:sz w:val="24"/>
-                <w:szCs w:val="24"/>
-              </w:rPr>
-            </w:pPr>
-            <w:r>
-              <w:rPr>
-                <w:rFonts w:ascii="Times New Roman" w:hAnsi="Times New Roman" w:cs="Times New Roman"/>
-                <w:sz w:val="24"/>
-                <w:szCs w:val="24"/>
-              </w:rPr>
-              <w:t>7110</w:t>
-            </w:r>
-          </w:p>
-        </w:tc>
-        <w:tc>
-          <w:tcPr>
-            <w:tcW w:w="3298" w:type="dxa"/>
-          </w:tcPr>
-          <w:p>
-            <w:pPr>
-              <w:spacing w:before="120" w:after="0" w:line="340" w:lineRule="exact"/>
-              <w:ind w:left="0" w:right="0"/>
-              <w:jc w:val="both"/>
-              <w:rPr>
-                <w:rFonts w:ascii="Times New Roman" w:hAnsi="Times New Roman" w:cs="Times New Roman"/>
-                <w:sz w:val="24"/>
-                <w:szCs w:val="24"/>
-              </w:rPr>
-            </w:pPr>
-          </w:p>
-        </w:tc>
-      </w:tr>
-      <w:tr>
-        <w:trPr>
-          <w:trHeight w:val="742"/>
-        </w:trPr>
-        <w:tc>
-          <w:tcPr>
-            <w:tcW w:w="807" w:type="dxa"/>
-          </w:tcPr>
-          <w:p>
-            <w:pPr>
-              <w:spacing w:before="120" w:after="0" w:line="340" w:lineRule="exact"/>
-              <w:ind w:left="0" w:right="0"/>
-              <w:jc w:val="both"/>
-              <w:rPr>
-                <w:rFonts w:ascii="Times New Roman" w:hAnsi="Times New Roman" w:cs="Times New Roman"/>
-                <w:sz w:val="24"/>
-                <w:szCs w:val="24"/>
-              </w:rPr>
-            </w:pPr>
-            <w:r>
-              <w:rPr>
-                <w:rFonts w:ascii="Times New Roman" w:hAnsi="Times New Roman" w:cs="Times New Roman"/>
-                <w:sz w:val="24"/>
-                <w:szCs w:val="24"/>
-              </w:rPr>
-              <w:t>2</w:t>
-            </w:r>
-          </w:p>
-        </w:tc>
-        <w:tc>
-          <w:tcPr>
-            <w:tcW w:w="4208" w:type="dxa"/>
-          </w:tcPr>
-          <w:p>
-            <w:pPr>
-              <w:spacing w:before="120" w:after="0" w:line="340" w:lineRule="exact"/>
-              <w:ind w:left="0" w:right="0"/>
-              <w:rPr>
-                <w:rFonts w:ascii="Times New Roman" w:hAnsi="Times New Roman" w:cs="Times New Roman"/>
-                <w:sz w:val="24"/>
-                <w:szCs w:val="24"/>
-              </w:rPr>
-            </w:pPr>
-            <w:r>
-              <w:rPr>
-                <w:rFonts w:ascii="Times New Roman" w:hAnsi="Times New Roman" w:cs="Times New Roman"/>
-                <w:sz w:val="24"/>
-                <w:szCs w:val="24"/>
-              </w:rPr>
-              <w:t>Lắp đặt hệ thống xây dựng khác</w:t>
-            </w:r>
-          </w:p>
-          <w:p>
-            <w:pPr>
-              <w:spacing w:before="120" w:after="0" w:line="340" w:lineRule="exact"/>
-              <w:ind w:left="0" w:right="0"/>
-              <w:rPr>
-                <w:rFonts w:ascii="Times New Roman" w:hAnsi="Times New Roman" w:cs="Times New Roman"/>
-                <w:sz w:val="24"/>
-                <w:szCs w:val="24"/>
-              </w:rPr>
-            </w:pPr>
-            <w:r>
-              <w:rPr>
-                <w:rFonts w:ascii="Times New Roman" w:hAnsi="Times New Roman" w:cs="Times New Roman"/>
-                <w:sz w:val="24"/>
-                <w:szCs w:val="24"/>
-              </w:rPr>
-              <w:t>Thi công, lắp đặt hệ thống phòng cháy và chữa cháy</w:t>
-            </w:r>
-          </w:p>
-        </w:tc>
-        <w:tc>
-          <w:tcPr>
-            <w:tcW w:w="901" w:type="dxa"/>
-          </w:tcPr>
-          <w:p>
-            <w:pPr>
-              <w:spacing w:before="120" w:after="0" w:line="340" w:lineRule="exact"/>
-              <w:ind w:left="0" w:right="0"/>
-              <w:jc w:val="both"/>
-              <w:rPr>
-                <w:rFonts w:ascii="Times New Roman" w:hAnsi="Times New Roman" w:cs="Times New Roman"/>
-                <w:sz w:val="24"/>
-                <w:szCs w:val="24"/>
-              </w:rPr>
-            </w:pPr>
-            <w:r>
-              <w:rPr>
-                <w:rFonts w:ascii="Times New Roman" w:hAnsi="Times New Roman" w:cs="Times New Roman"/>
-                <w:sz w:val="24"/>
-                <w:szCs w:val="24"/>
-              </w:rPr>
-              <w:t>4329</w:t>
-            </w:r>
-          </w:p>
-        </w:tc>
-        <w:tc>
-          <w:tcPr>
-            <w:tcW w:w="3298" w:type="dxa"/>
-          </w:tcPr>
-          <w:p>
-            <w:pPr>
-              <w:spacing w:before="120" w:after="0" w:line="340" w:lineRule="exact"/>
-              <w:ind w:left="0" w:right="0"/>
-              <w:jc w:val="both"/>
-              <w:rPr>
-                <w:rFonts w:ascii="Times New Roman" w:hAnsi="Times New Roman" w:cs="Times New Roman"/>
-                <w:b/>
-                <w:sz w:val="24"/>
-                <w:szCs w:val="24"/>
-              </w:rPr>
-            </w:pPr>
-          </w:p>
-        </w:tc>
-      </w:tr>
-      <w:tr>
-        <w:trPr>
-          <w:trHeight w:val="742"/>
-        </w:trPr>
-        <w:tc>
-          <w:tcPr>
-            <w:tcW w:w="807" w:type="dxa"/>
-          </w:tcPr>
-          <w:p>
-            <w:pPr>
-              <w:spacing w:before="120" w:after="0" w:line="340" w:lineRule="exact"/>
-              <w:ind w:left="0" w:right="0"/>
-              <w:jc w:val="both"/>
-              <w:rPr>
-                <w:rFonts w:ascii="Times New Roman" w:hAnsi="Times New Roman" w:cs="Times New Roman"/>
-                <w:sz w:val="24"/>
-                <w:szCs w:val="24"/>
-              </w:rPr>
-            </w:pPr>
-            <w:r>
-              <w:rPr>
-                <w:rFonts w:ascii="Times New Roman" w:hAnsi="Times New Roman" w:cs="Times New Roman"/>
-                <w:sz w:val="24"/>
-                <w:szCs w:val="24"/>
-              </w:rPr>
-              <w:t>3</w:t>
-            </w:r>
-          </w:p>
-        </w:tc>
-        <w:tc>
-          <w:tcPr>
-            <w:tcW w:w="4208" w:type="dxa"/>
-          </w:tcPr>
-          <w:p>
-            <w:pPr>
-              <w:spacing w:before="120" w:after="0" w:line="340" w:lineRule="exact"/>
-              <w:ind w:left="0" w:right="0"/>
-              <w:rPr>
-                <w:rFonts w:ascii="Times New Roman" w:hAnsi="Times New Roman" w:cs="Times New Roman"/>
-                <w:sz w:val="24"/>
-                <w:szCs w:val="24"/>
-              </w:rPr>
-            </w:pPr>
-            <w:r>
-              <w:rPr>
-                <w:rFonts w:ascii="Times New Roman" w:hAnsi="Times New Roman" w:cs="Times New Roman"/>
-                <w:sz w:val="24"/>
-                <w:szCs w:val="24"/>
-              </w:rPr>
-              <w:t>Bán buôn máy móc, thiết bị và phụ tùng máy khác</w:t>
-            </w:r>
-          </w:p>
-          <w:p>
-            <w:pPr>
-              <w:spacing w:before="120" w:after="0" w:line="340" w:lineRule="exact"/>
-              <w:ind w:left="0" w:right="0"/>
-              <w:rPr>
-                <w:rFonts w:ascii="Times New Roman" w:hAnsi="Times New Roman" w:cs="Times New Roman"/>
-                <w:sz w:val="24"/>
-                <w:szCs w:val="24"/>
-              </w:rPr>
-            </w:pPr>
-            <w:r>
-              <w:rPr>
-                <w:rFonts w:ascii="Times New Roman" w:hAnsi="Times New Roman" w:cs="Times New Roman"/>
-                <w:sz w:val="24"/>
-                <w:szCs w:val="24"/>
-              </w:rPr>
-              <w:lastRenderedPageBreak/>
-              <w:t>Chi tiết: Bán buôn phương tiện, thiết bị, vật tư phòng cháy và chữa cháy</w:t>
-            </w:r>
-          </w:p>
-        </w:tc>
-        <w:tc>
-          <w:tcPr>
-            <w:tcW w:w="901" w:type="dxa"/>
-          </w:tcPr>
-          <w:p>
-            <w:pPr>
-              <w:spacing w:before="120" w:after="0" w:line="340" w:lineRule="exact"/>
-              <w:ind w:left="0" w:right="0"/>
-              <w:jc w:val="both"/>
-              <w:rPr>
-                <w:rFonts w:ascii="Times New Roman" w:hAnsi="Times New Roman" w:cs="Times New Roman"/>
-                <w:sz w:val="24"/>
-                <w:szCs w:val="24"/>
-              </w:rPr>
-            </w:pPr>
-            <w:r>
-              <w:rPr>
-                <w:rFonts w:ascii="Times New Roman" w:hAnsi="Times New Roman" w:cs="Times New Roman"/>
-                <w:sz w:val="24"/>
-                <w:szCs w:val="24"/>
-              </w:rPr>
-              <w:lastRenderedPageBreak/>
-              <w:t>4659</w:t>
-            </w:r>
-          </w:p>
-        </w:tc>
-        <w:tc>
-          <w:tcPr>
-            <w:tcW w:w="3298" w:type="dxa"/>
-          </w:tcPr>
-          <w:p>
-            <w:pPr>
-              <w:spacing w:before="120" w:after="0" w:line="340" w:lineRule="exact"/>
-              <w:ind w:left="0" w:right="0"/>
-              <w:jc w:val="both"/>
-              <w:rPr>
-                <w:rFonts w:ascii="Times New Roman" w:hAnsi="Times New Roman" w:cs="Times New Roman"/>
-                <w:b/>
-                <w:sz w:val="24"/>
-                <w:szCs w:val="24"/>
-              </w:rPr>
-            </w:pPr>
-          </w:p>
-        </w:tc>
-      </w:tr>
-    </w:tbl>
-    <w:p>
-      <w:pPr>
-        <w:spacing w:after="120" w:line="240" w:lineRule="auto"/>
-        <w:ind w:right="0"/>
-        <w:rPr>
-          <w:rFonts w:ascii="Times New Roman" w:hAnsi="Times New Roman"/>
-          <w:sz w:val="28"/>
-          <w:szCs w:val="28"/>
-        </w:rPr>
-      </w:pPr>
-    </w:p>
-    <w:p>
-      <w:pPr>
-        <w:pStyle w:val="ListParagraph"/>
-        <w:numPr>
-          <w:ilvl w:val="0"/>
-          <w:numId w:val="7"/>
-        </w:numPr>
-        <w:spacing w:after="120" w:line="240" w:lineRule="auto"/>
-        <w:ind w:right="0"/>
-        <w:rPr>
-          <w:rFonts w:ascii="Times New Roman" w:hAnsi="Times New Roman"/>
-          <w:sz w:val="28"/>
-          <w:szCs w:val="28"/>
-        </w:rPr>
-      </w:pPr>
+      <w:bookmarkStart w:id="0" w:name="_GoBack"/>
+      <w:bookmarkEnd w:id="0"/>
       <w:r>
         <w:rPr>
           <w:rFonts w:ascii="Times New Roman" w:hAnsi="Times New Roman"/>
@@ -1816,6 +1254,230 @@
           </w:p>
         </w:tc>
       </w:tr>
+      <w:tr>
+        <w:tc>
+          <w:tcPr>
+            <w:tcW w:w="810" w:type="dxa"/>
+          </w:tcPr>
+          <w:p>
+            <w:pPr>
+              <w:spacing w:before="120" w:after="0" w:line="340" w:lineRule="exact"/>
+              <w:ind w:left="0" w:right="0"/>
+              <w:jc w:val="both"/>
+              <w:rPr>
+                <w:rFonts w:ascii="Times New Roman" w:hAnsi="Times New Roman" w:cs="Times New Roman"/>
+                <w:sz w:val="24"/>
+                <w:szCs w:val="24"/>
+              </w:rPr>
+            </w:pPr>
+            <w:r>
+              <w:rPr>
+                <w:rFonts w:ascii="Times New Roman" w:hAnsi="Times New Roman" w:cs="Times New Roman"/>
+                <w:sz w:val="24"/>
+                <w:szCs w:val="24"/>
+              </w:rPr>
+              <w:t>3</w:t>
+            </w:r>
+          </w:p>
+        </w:tc>
+        <w:tc>
+          <w:tcPr>
+            <w:tcW w:w="4315" w:type="dxa"/>
+          </w:tcPr>
+          <w:p>
+            <w:pPr>
+              <w:spacing w:before="120" w:after="0" w:line="340" w:lineRule="exact"/>
+              <w:ind w:left="0" w:right="0"/>
+              <w:rPr>
+                <w:rFonts w:ascii="Times New Roman" w:hAnsi="Times New Roman" w:cs="Times New Roman"/>
+                <w:sz w:val="24"/>
+                <w:szCs w:val="24"/>
+              </w:rPr>
+            </w:pPr>
+            <w:r>
+              <w:rPr>
+                <w:rFonts w:ascii="Times New Roman" w:hAnsi="Times New Roman" w:cs="Times New Roman"/>
+                <w:sz w:val="24"/>
+                <w:szCs w:val="24"/>
+              </w:rPr>
+              <w:t>Hoạt động kiến trúc và tư vấn kỹ thuật có liên quan</w:t>
+            </w:r>
+          </w:p>
+          <w:p>
+            <w:pPr>
+              <w:spacing w:before="120" w:after="0" w:line="340" w:lineRule="exact"/>
+              <w:ind w:left="0" w:right="0"/>
+              <w:rPr>
+                <w:rFonts w:ascii="Times New Roman" w:hAnsi="Times New Roman" w:cs="Times New Roman"/>
+                <w:sz w:val="24"/>
+                <w:szCs w:val="24"/>
+              </w:rPr>
+            </w:pPr>
+            <w:r>
+              <w:rPr>
+                <w:rFonts w:ascii="Times New Roman" w:hAnsi="Times New Roman" w:cs="Times New Roman"/>
+                <w:sz w:val="24"/>
+                <w:szCs w:val="24"/>
+              </w:rPr>
+              <w:t>Chi tiết: Tư vấn thiết kế, tư vấn giám sát về phòng cháy và chữa cháy</w:t>
+            </w:r>
+          </w:p>
+        </w:tc>
+        <w:tc>
+          <w:tcPr>
+            <w:tcW w:w="1080" w:type="dxa"/>
+          </w:tcPr>
+          <w:p>
+            <w:pPr>
+              <w:spacing w:before="120" w:after="0" w:line="340" w:lineRule="exact"/>
+              <w:ind w:left="0" w:right="0"/>
+              <w:jc w:val="both"/>
+              <w:rPr>
+                <w:rFonts w:ascii="Times New Roman" w:hAnsi="Times New Roman" w:cs="Times New Roman"/>
+                <w:sz w:val="24"/>
+                <w:szCs w:val="24"/>
+              </w:rPr>
+            </w:pPr>
+            <w:r>
+              <w:rPr>
+                <w:rFonts w:ascii="Times New Roman" w:hAnsi="Times New Roman" w:cs="Times New Roman"/>
+                <w:sz w:val="24"/>
+                <w:szCs w:val="24"/>
+              </w:rPr>
+              <w:t>7110</w:t>
+            </w:r>
+          </w:p>
+        </w:tc>
+        <w:tc>
+          <w:tcPr>
+            <w:tcW w:w="3009" w:type="dxa"/>
+          </w:tcPr>
+          <w:p>
+            <w:pPr>
+              <w:spacing w:before="120" w:after="0" w:line="340" w:lineRule="exact"/>
+              <w:ind w:left="0" w:right="0"/>
+              <w:jc w:val="both"/>
+              <w:rPr>
+                <w:rFonts w:ascii="Times New Roman" w:hAnsi="Times New Roman" w:cs="Times New Roman"/>
+                <w:sz w:val="24"/>
+                <w:szCs w:val="24"/>
+              </w:rPr>
+            </w:pPr>
+          </w:p>
+        </w:tc>
+      </w:tr>
+      <w:tr>
+        <w:tc>
+          <w:tcPr>
+            <w:tcW w:w="810" w:type="dxa"/>
+          </w:tcPr>
+          <w:p>
+            <w:pPr>
+              <w:spacing w:before="120" w:after="0" w:line="340" w:lineRule="exact"/>
+              <w:ind w:left="0" w:right="0"/>
+              <w:jc w:val="both"/>
+              <w:rPr>
+                <w:rFonts w:ascii="Times New Roman" w:hAnsi="Times New Roman" w:cs="Times New Roman"/>
+                <w:sz w:val="24"/>
+                <w:szCs w:val="24"/>
+              </w:rPr>
+            </w:pPr>
+            <w:r>
+              <w:rPr>
+                <w:rFonts w:ascii="Times New Roman" w:hAnsi="Times New Roman" w:cs="Times New Roman"/>
+                <w:sz w:val="24"/>
+                <w:szCs w:val="24"/>
+              </w:rPr>
+              <w:t>4</w:t>
+            </w:r>
+          </w:p>
+        </w:tc>
+        <w:tc>
+          <w:tcPr>
+            <w:tcW w:w="4315" w:type="dxa"/>
+          </w:tcPr>
+          <w:p>
+            <w:pPr>
+              <w:spacing w:before="120" w:after="0" w:line="340" w:lineRule="exact"/>
+              <w:ind w:left="0" w:right="0"/>
+              <w:rPr>
+                <w:rFonts w:ascii="Times New Roman" w:hAnsi="Times New Roman" w:cs="Times New Roman"/>
+                <w:sz w:val="24"/>
+                <w:szCs w:val="24"/>
+              </w:rPr>
+            </w:pPr>
+            <w:r>
+              <w:rPr>
+                <w:rFonts w:ascii="Times New Roman" w:hAnsi="Times New Roman" w:cs="Times New Roman"/>
+                <w:sz w:val="24"/>
+                <w:szCs w:val="24"/>
+              </w:rPr>
+              <w:t>Lắp đặt hệ thống xây dựng khác</w:t>
+            </w:r>
+          </w:p>
+          <w:p>
+            <w:pPr>
+              <w:spacing w:before="120" w:after="0" w:line="340" w:lineRule="exact"/>
+              <w:ind w:left="0" w:right="0"/>
+              <w:rPr>
+                <w:rFonts w:ascii="Times New Roman" w:hAnsi="Times New Roman" w:cs="Times New Roman"/>
+                <w:sz w:val="24"/>
+                <w:szCs w:val="24"/>
+              </w:rPr>
+            </w:pPr>
+            <w:r>
+              <w:rPr>
+                <w:rFonts w:ascii="Times New Roman" w:hAnsi="Times New Roman" w:cs="Times New Roman"/>
+                <w:sz w:val="24"/>
+                <w:szCs w:val="24"/>
+              </w:rPr>
+              <w:t>Chi tiết: Thi công, lắp đặt hệ thống phòng cháy và chữa cháy</w:t>
+            </w:r>
+          </w:p>
+        </w:tc>
+        <w:tc>
+          <w:tcPr>
+            <w:tcW w:w="1080" w:type="dxa"/>
+          </w:tcPr>
+          <w:p>
+            <w:pPr>
+              <w:spacing w:before="120" w:after="0" w:line="340" w:lineRule="exact"/>
+              <w:ind w:left="0" w:right="0"/>
+              <w:jc w:val="both"/>
+              <w:rPr>
+                <w:rFonts w:ascii="Times New Roman" w:hAnsi="Times New Roman" w:cs="Times New Roman"/>
+                <w:sz w:val="24"/>
+                <w:szCs w:val="24"/>
+              </w:rPr>
+            </w:pPr>
+            <w:r>
+              <w:rPr>
+                <w:rFonts w:ascii="Times New Roman" w:hAnsi="Times New Roman" w:cs="Times New Roman"/>
+                <w:sz w:val="24"/>
+                <w:szCs w:val="24"/>
+              </w:rPr>
+              <w:t>4329</w:t>
+            </w:r>
+          </w:p>
+        </w:tc>
+        <w:tc>
+          <w:tcPr>
+            <w:tcW w:w="3009" w:type="dxa"/>
+          </w:tcPr>
+          <w:p>
+            <w:pPr>
+              <w:spacing w:before="120" w:after="0" w:line="340" w:lineRule="exact"/>
+              <w:ind w:left="0" w:right="0"/>
+              <w:jc w:val="both"/>
+              <w:rPr>
+                <w:rFonts w:ascii="Times New Roman" w:hAnsi="Times New Roman" w:cs="Times New Roman"/>
+                <w:sz w:val="24"/>
+                <w:szCs w:val="24"/>
+              </w:rPr>
+            </w:pPr>
+          </w:p>
+        </w:tc>
+      </w:tr>
     </w:tbl>
     <w:p>
       <w:pPr>
@@ -1978,8 +1640,6 @@
           <w:szCs w:val="28"/>
         </w:rPr>
       </w:pPr>
-      <w:bookmarkStart w:id="0" w:name="_GoBack"/>
-      <w:bookmarkEnd w:id="0"/>
     </w:p>
     <w:p>
       <w:pPr>
@@ -4440,30 +4100,6 @@
 </file>
 
 <file path=customXml/item1.xml><?xml version="1.0" encoding="utf-8"?>
-<p:properties xmlns:p="http://schemas.microsoft.com/office/2006/metadata/properties" xmlns:xsi="http://www.w3.org/2001/XMLSchema-instance" xmlns:pc="http://schemas.microsoft.com/office/infopath/2007/PartnerControls">
-  <documentManagement>
-    <AlternateThumbnailUrl xmlns="http://schemas.microsoft.com/sharepoint/v3">
-      <Url xsi:nil="true"/>
-      <Description xsi:nil="true"/>
-    </AlternateThumbnailUrl>
-    <VideoThumbnail xmlns="4ae7861e-4bff-47fb-9754-a3da037d4eb5" xsi:nil="true"/>
-    <ImageCreateDate xmlns="http://schemas.microsoft.com/sharepoint/v3" xsi:nil="true"/>
-    <GetImgForVideo xmlns="4ae7861e-4bff-47fb-9754-a3da037d4eb5" xsi:nil="true"/>
-    <Description xmlns="http://schemas.microsoft.com/sharepoint/v3" xsi:nil="true"/>
-  </documentManagement>
-</p:properties>
-</file>
-
-<file path=customXml/item2.xml><?xml version="1.0" encoding="utf-8"?>
-<?mso-contentType ?>
-<FormTemplates xmlns="http://schemas.microsoft.com/sharepoint/v3/contenttype/forms">
-  <Display>DocumentLibraryForm</Display>
-  <Edit>DocumentLibraryForm</Edit>
-  <New>DocumentLibraryForm</New>
-</FormTemplates>
-</file>
-
-<file path=customXml/item3.xml><?xml version="1.0" encoding="utf-8"?>
 <ct:contentTypeSchema xmlns:ct="http://schemas.microsoft.com/office/2006/metadata/contentType" xmlns:ma="http://schemas.microsoft.com/office/2006/metadata/properties/metaAttributes" ct:_="" ma:_="" ma:contentTypeName="Picture" ma:contentTypeID="0x0101020088C615AFA6081A4EAC6D0C7B5DE5004C" ma:contentTypeVersion="3" ma:contentTypeDescription="Upload an image or a photograph." ma:contentTypeScope="" ma:versionID="8a358c36b680c6236bc77b7a1286c80c">
   <xsd:schema xmlns:xsd="http://www.w3.org/2001/XMLSchema" xmlns:xs="http://www.w3.org/2001/XMLSchema" xmlns:p="http://schemas.microsoft.com/office/2006/metadata/properties" xmlns:ns1="http://schemas.microsoft.com/sharepoint/v3" xmlns:ns2="4ae7861e-4bff-47fb-9754-a3da037d4eb5" targetNamespace="http://schemas.microsoft.com/office/2006/metadata/properties" ma:root="true" ma:fieldsID="1315e3235dfc98430f19347398624d38" ns1:_="" ns2:_="">
     <xsd:import namespace="http://schemas.microsoft.com/sharepoint/v3"/>
@@ -4651,26 +4287,31 @@
 </ct:contentTypeSchema>
 </file>
 
-<file path=customXml/itemProps1.xml><?xml version="1.0" encoding="utf-8"?>
-<ds:datastoreItem xmlns:ds="http://schemas.openxmlformats.org/officeDocument/2006/customXml" ds:itemID="{DFBF5159-804B-4563-9B15-6A0468B25410}">
-  <ds:schemaRefs>
-    <ds:schemaRef ds:uri="http://schemas.microsoft.com/office/2006/metadata/properties"/>
-    <ds:schemaRef ds:uri="http://schemas.microsoft.com/office/infopath/2007/PartnerControls"/>
-    <ds:schemaRef ds:uri="http://schemas.microsoft.com/sharepoint/v3"/>
-    <ds:schemaRef ds:uri="4ae7861e-4bff-47fb-9754-a3da037d4eb5"/>
-  </ds:schemaRefs>
-</ds:datastoreItem>
+<file path=customXml/item2.xml><?xml version="1.0" encoding="utf-8"?>
+<p:properties xmlns:p="http://schemas.microsoft.com/office/2006/metadata/properties" xmlns:xsi="http://www.w3.org/2001/XMLSchema-instance" xmlns:pc="http://schemas.microsoft.com/office/infopath/2007/PartnerControls">
+  <documentManagement>
+    <AlternateThumbnailUrl xmlns="http://schemas.microsoft.com/sharepoint/v3">
+      <Url xsi:nil="true"/>
+      <Description xsi:nil="true"/>
+    </AlternateThumbnailUrl>
+    <VideoThumbnail xmlns="4ae7861e-4bff-47fb-9754-a3da037d4eb5" xsi:nil="true"/>
+    <ImageCreateDate xmlns="http://schemas.microsoft.com/sharepoint/v3" xsi:nil="true"/>
+    <GetImgForVideo xmlns="4ae7861e-4bff-47fb-9754-a3da037d4eb5" xsi:nil="true"/>
+    <Description xmlns="http://schemas.microsoft.com/sharepoint/v3" xsi:nil="true"/>
+  </documentManagement>
+</p:properties>
 </file>
 
-<file path=customXml/itemProps2.xml><?xml version="1.0" encoding="utf-8"?>
-<ds:datastoreItem xmlns:ds="http://schemas.openxmlformats.org/officeDocument/2006/customXml" ds:itemID="{AFD07A8A-035B-44B3-8740-60045F8E4C9F}">
-  <ds:schemaRefs>
-    <ds:schemaRef ds:uri="http://schemas.microsoft.com/sharepoint/v3/contenttype/forms"/>
-  </ds:schemaRefs>
-</ds:datastoreItem>
+<file path=customXml/item3.xml><?xml version="1.0" encoding="utf-8"?>
+<?mso-contentType ?>
+<FormTemplates xmlns="http://schemas.microsoft.com/sharepoint/v3/contenttype/forms">
+  <Display>DocumentLibraryForm</Display>
+  <Edit>DocumentLibraryForm</Edit>
+  <New>DocumentLibraryForm</New>
+</FormTemplates>
 </file>
 
-<file path=customXml/itemProps3.xml><?xml version="1.0" encoding="utf-8"?>
+<file path=customXml/itemProps1.xml><?xml version="1.0" encoding="utf-8"?>
 <ds:datastoreItem xmlns:ds="http://schemas.openxmlformats.org/officeDocument/2006/customXml" ds:itemID="{8032CC91-C47F-435F-963C-35AB8945FB24}">
   <ds:schemaRefs>
     <ds:schemaRef ds:uri="http://schemas.microsoft.com/office/2006/metadata/contentType"/>
@@ -4687,4 +4328,23 @@
     <ds:schemaRef ds:uri="http://schemas.microsoft.com/internal/obd"/>
   </ds:schemaRefs>
 </ds:datastoreItem>
+</file>
+
+<file path=customXml/itemProps2.xml><?xml version="1.0" encoding="utf-8"?>
+<ds:datastoreItem xmlns:ds="http://schemas.openxmlformats.org/officeDocument/2006/customXml" ds:itemID="{DFBF5159-804B-4563-9B15-6A0468B25410}">
+  <ds:schemaRefs>
+    <ds:schemaRef ds:uri="http://schemas.microsoft.com/office/2006/metadata/properties"/>
+    <ds:schemaRef ds:uri="http://schemas.microsoft.com/office/infopath/2007/PartnerControls"/>
+    <ds:schemaRef ds:uri="http://schemas.microsoft.com/sharepoint/v3"/>
+    <ds:schemaRef ds:uri="4ae7861e-4bff-47fb-9754-a3da037d4eb5"/>
+  </ds:schemaRefs>
+</ds:datastoreItem>
+</file>
+
+<file path=customXml/itemProps3.xml><?xml version="1.0" encoding="utf-8"?>
+<ds:datastoreItem xmlns:ds="http://schemas.openxmlformats.org/officeDocument/2006/customXml" ds:itemID="{AFD07A8A-035B-44B3-8740-60045F8E4C9F}">
+  <ds:schemaRefs>
+    <ds:schemaRef ds:uri="http://schemas.microsoft.com/sharepoint/v3/contenttype/forms"/>
+  </ds:schemaRefs>
+</ds:datastoreItem>
 </file>